--- a/Manual de implementación de rafa reyes hzd.docx
+++ b/Manual de implementación de rafa reyes hzd.docx
@@ -61,7 +61,7 @@
         <w:rPr>
           <w:noProof/>
         </w:rPr>
-        <w:t>viernes, 24 de abril de 2026</w:t>
+        <w:t>miércoles, 29 de abril de 2026</w:t>
       </w:r>
       <w:r>
         <w:fldChar w:fldCharType="end"/>
@@ -137,7 +137,23 @@
           <w:sz w:val="22"/>
           <w:szCs w:val="22"/>
         </w:rPr>
-        <w:t>Este es el manual de usuario con soporte técnico del punto de venta creado en Python. A través de este documento se muestran las diferentes plantillas del sistema, para poderles dar su uso correcto. Se explica como registrar productos y ventas. También como obtener el titulo de venta y las configuraciones del mismo.</w:t>
+        <w:t xml:space="preserve">Este es el manual de usuario con soporte técnico del punto de venta creado en Python. A través de este documento se muestran las diferentes plantillas del sistema, para poderles dar su uso correcto. Se explica como registrar productos y ventas. También como obtener el </w:t>
+      </w:r>
+      <w:proofErr w:type="spellStart"/>
+      <w:r>
+        <w:rPr>
+          <w:sz w:val="22"/>
+          <w:szCs w:val="22"/>
+        </w:rPr>
+        <w:t>titulo</w:t>
+      </w:r>
+      <w:proofErr w:type="spellEnd"/>
+      <w:r>
+        <w:rPr>
+          <w:sz w:val="22"/>
+          <w:szCs w:val="22"/>
+        </w:rPr>
+        <w:t xml:space="preserve"> de venta y las configuraciones del mismo.</w:t>
       </w:r>
     </w:p>
     <w:p>
@@ -250,17 +266,447 @@
       </w:pPr>
       <w:r>
         <w:lastRenderedPageBreak/>
-        <w:t xml:space="preserve">Menú principal </w:t>
-      </w:r>
-    </w:p>
-    <w:p/>
+        <w:t>Menú principal</w:t>
+      </w:r>
+    </w:p>
+    <w:p>
+      <w:pPr>
+        <w:jc w:val="center"/>
+      </w:pPr>
+      <w:r>
+        <w:drawing>
+          <wp:inline distT="0" distB="0" distL="0" distR="0" wp14:anchorId="211E3F43" wp14:editId="11B45DF4">
+            <wp:extent cx="2819400" cy="3576936"/>
+            <wp:effectExtent l="0" t="0" r="0" b="5080"/>
+            <wp:docPr id="2" name="Imagen 2"/>
+            <wp:cNvGraphicFramePr>
+              <a:graphicFrameLocks xmlns:a="http://schemas.openxmlformats.org/drawingml/2006/main" noChangeAspect="1"/>
+            </wp:cNvGraphicFramePr>
+            <a:graphic xmlns:a="http://schemas.openxmlformats.org/drawingml/2006/main">
+              <a:graphicData uri="http://schemas.openxmlformats.org/drawingml/2006/picture">
+                <pic:pic xmlns:pic="http://schemas.openxmlformats.org/drawingml/2006/picture">
+                  <pic:nvPicPr>
+                    <pic:cNvPr id="1" name=""/>
+                    <pic:cNvPicPr/>
+                  </pic:nvPicPr>
+                  <pic:blipFill>
+                    <a:blip r:embed="rId7">
+                      <a:extLst>
+                        <a:ext uri="{28A0092B-C50C-407E-A947-70E740481C1C}">
+                          <a14:useLocalDpi xmlns:a14="http://schemas.microsoft.com/office/drawing/2010/main" val="0"/>
+                        </a:ext>
+                      </a:extLst>
+                    </a:blip>
+                    <a:stretch>
+                      <a:fillRect/>
+                    </a:stretch>
+                  </pic:blipFill>
+                  <pic:spPr>
+                    <a:xfrm>
+                      <a:off x="0" y="0"/>
+                      <a:ext cx="2819400" cy="3576936"/>
+                    </a:xfrm>
+                    <a:prstGeom prst="rect">
+                      <a:avLst/>
+                    </a:prstGeom>
+                  </pic:spPr>
+                </pic:pic>
+              </a:graphicData>
+            </a:graphic>
+          </wp:inline>
+        </w:drawing>
+      </w:r>
+    </w:p>
+    <w:p>
+      <w:pPr>
+        <w:spacing w:line="240" w:lineRule="auto"/>
+      </w:pPr>
+      <w:r>
+        <w:t>1. Introducción</w:t>
+      </w:r>
+    </w:p>
+    <w:p>
+      <w:pPr>
+        <w:spacing w:line="240" w:lineRule="auto"/>
+      </w:pPr>
+      <w:r>
+        <w:t xml:space="preserve">El sistema Punto de Venta </w:t>
+      </w:r>
+      <w:proofErr w:type="spellStart"/>
+      <w:r>
+        <w:t>Rafellise</w:t>
+      </w:r>
+      <w:proofErr w:type="spellEnd"/>
+      <w:r>
+        <w:t xml:space="preserve"> es una aplicación diseñada para facilitar la gestión de ventas en un negocio de ropa. Permite al usuario acceder a diferentes módulos como registro de productos, ventas y reportes desde una interfaz principal sencilla e intuitiva.</w:t>
+      </w:r>
+    </w:p>
+    <w:p>
+      <w:pPr>
+        <w:spacing w:line="240" w:lineRule="auto"/>
+      </w:pPr>
+      <w:r>
+        <w:t>2. Pantalla Principal</w:t>
+      </w:r>
+    </w:p>
+    <w:p>
+      <w:pPr>
+        <w:spacing w:line="240" w:lineRule="auto"/>
+      </w:pPr>
+      <w:r>
+        <w:t>Al iniciar el sistema, se muestra la ventana principal con un diseño visual moderno que incluye:</w:t>
+      </w:r>
+    </w:p>
+    <w:p>
+      <w:pPr>
+        <w:spacing w:line="240" w:lineRule="auto"/>
+      </w:pPr>
+      <w:r>
+        <w:t>Un logo central del sistema</w:t>
+      </w:r>
+    </w:p>
+    <w:p>
+      <w:pPr>
+        <w:spacing w:line="240" w:lineRule="auto"/>
+      </w:pPr>
+      <w:r>
+        <w:t>Un fondo gráfico decorativo</w:t>
+      </w:r>
+    </w:p>
+    <w:p>
+      <w:pPr>
+        <w:spacing w:line="240" w:lineRule="auto"/>
+      </w:pPr>
+      <w:r>
+        <w:t>Cuatro botones principales de navegación</w:t>
+      </w:r>
+    </w:p>
+    <w:p>
+      <w:pPr>
+        <w:spacing w:line="240" w:lineRule="auto"/>
+      </w:pPr>
+      <w:r>
+        <w:t>3. Descripción de los Botones</w:t>
+      </w:r>
+    </w:p>
+    <w:p>
+      <w:pPr>
+        <w:spacing w:line="240" w:lineRule="auto"/>
+      </w:pPr>
+      <w:r>
+        <w:t>3.1 Registro de Productos</w:t>
+      </w:r>
+    </w:p>
+    <w:p>
+      <w:pPr>
+        <w:spacing w:line="240" w:lineRule="auto"/>
+      </w:pPr>
+      <w:r>
+        <w:t>Este botón permite acceder al módulo donde se podrán:</w:t>
+      </w:r>
+    </w:p>
+    <w:p>
+      <w:pPr>
+        <w:spacing w:line="240" w:lineRule="auto"/>
+      </w:pPr>
+      <w:r>
+        <w:t>Agregar nuevos productos</w:t>
+      </w:r>
+    </w:p>
+    <w:p>
+      <w:pPr>
+        <w:spacing w:line="240" w:lineRule="auto"/>
+      </w:pPr>
+      <w:r>
+        <w:t>Editar información de productos existentes</w:t>
+      </w:r>
+    </w:p>
+    <w:p>
+      <w:pPr>
+        <w:spacing w:line="240" w:lineRule="auto"/>
+      </w:pPr>
+      <w:r>
+        <w:t>Administrar el catálogo de artículos</w:t>
+      </w:r>
+    </w:p>
+    <w:p>
+      <w:pPr>
+        <w:spacing w:line="240" w:lineRule="auto"/>
+      </w:pPr>
+      <w:r>
+        <w:lastRenderedPageBreak/>
+        <w:t>3.2 Registro de Ventas</w:t>
+      </w:r>
+    </w:p>
+    <w:p>
+      <w:pPr>
+        <w:spacing w:line="240" w:lineRule="auto"/>
+      </w:pPr>
+      <w:r>
+        <w:t>En esta sección el usuario podrá:</w:t>
+      </w:r>
+    </w:p>
+    <w:p>
+      <w:pPr>
+        <w:spacing w:line="240" w:lineRule="auto"/>
+      </w:pPr>
+      <w:r>
+        <w:t>Registrar nuevas ventas</w:t>
+      </w:r>
+    </w:p>
+    <w:p>
+      <w:pPr>
+        <w:spacing w:line="240" w:lineRule="auto"/>
+      </w:pPr>
+      <w:r>
+        <w:t>Seleccionar productos</w:t>
+      </w:r>
+    </w:p>
+    <w:p>
+      <w:pPr>
+        <w:spacing w:line="240" w:lineRule="auto"/>
+      </w:pPr>
+      <w:r>
+        <w:t>Llevar control de transacciones realizadas</w:t>
+      </w:r>
+    </w:p>
+    <w:p>
+      <w:pPr>
+        <w:spacing w:line="240" w:lineRule="auto"/>
+      </w:pPr>
+      <w:r>
+        <w:t>3.3 Reportes</w:t>
+      </w:r>
+    </w:p>
+    <w:p>
+      <w:pPr>
+        <w:spacing w:line="240" w:lineRule="auto"/>
+      </w:pPr>
+    </w:p>
+    <w:p>
+      <w:pPr>
+        <w:spacing w:line="240" w:lineRule="auto"/>
+      </w:pPr>
+      <w:r>
+        <w:t>Este módulo está destinado a:</w:t>
+      </w:r>
+    </w:p>
+    <w:p>
+      <w:pPr>
+        <w:spacing w:line="240" w:lineRule="auto"/>
+      </w:pPr>
+      <w:r>
+        <w:t>Consultar información de ventas</w:t>
+      </w:r>
+    </w:p>
+    <w:p>
+      <w:pPr>
+        <w:spacing w:line="240" w:lineRule="auto"/>
+      </w:pPr>
+      <w:r>
+        <w:t>Generar reportes del sistema</w:t>
+      </w:r>
+    </w:p>
+    <w:p>
+      <w:pPr>
+        <w:spacing w:line="240" w:lineRule="auto"/>
+      </w:pPr>
+      <w:r>
+        <w:t>Analizar el rendimiento del negocio</w:t>
+      </w:r>
+    </w:p>
+    <w:p>
+      <w:pPr>
+        <w:spacing w:line="240" w:lineRule="auto"/>
+      </w:pPr>
+      <w:r>
+        <w:t>3.4 Acerca de</w:t>
+      </w:r>
+    </w:p>
+    <w:p>
+      <w:pPr>
+        <w:spacing w:line="240" w:lineRule="auto"/>
+      </w:pPr>
+      <w:r>
+        <w:t>Muestra información general del sistema, incluyendo:</w:t>
+      </w:r>
+    </w:p>
+    <w:p>
+      <w:pPr>
+        <w:spacing w:line="240" w:lineRule="auto"/>
+      </w:pPr>
+      <w:r>
+        <w:t>Nombre del proyecto</w:t>
+      </w:r>
+    </w:p>
+    <w:p>
+      <w:pPr>
+        <w:spacing w:line="240" w:lineRule="auto"/>
+      </w:pPr>
+      <w:r>
+        <w:t>Tipo de aplicación (punto de venta)</w:t>
+      </w:r>
+    </w:p>
+    <w:p>
+      <w:pPr>
+        <w:spacing w:line="240" w:lineRule="auto"/>
+      </w:pPr>
+      <w:r>
+        <w:t>Versión actual del software</w:t>
+      </w:r>
+    </w:p>
+    <w:p>
+      <w:pPr>
+        <w:spacing w:line="240" w:lineRule="auto"/>
+      </w:pPr>
+      <w:r>
+        <w:t>4. Uso del Sistema</w:t>
+      </w:r>
+    </w:p>
+    <w:p>
+      <w:pPr>
+        <w:spacing w:line="240" w:lineRule="auto"/>
+      </w:pPr>
+      <w:r>
+        <w:t>Ejecutar el programa.</w:t>
+      </w:r>
+    </w:p>
+    <w:p>
+      <w:pPr>
+        <w:spacing w:line="240" w:lineRule="auto"/>
+      </w:pPr>
+      <w:r>
+        <w:t>En la pantalla principal, seleccionar el módulo deseado haciendo clic en alguno de los botones.</w:t>
+      </w:r>
+    </w:p>
+    <w:p>
+      <w:pPr>
+        <w:spacing w:line="240" w:lineRule="auto"/>
+      </w:pPr>
+      <w:r>
+        <w:t>Seguir las instrucciones correspondientes dentro de cada sección.</w:t>
+      </w:r>
+    </w:p>
+    <w:p>
+      <w:pPr>
+        <w:spacing w:line="240" w:lineRule="auto"/>
+      </w:pPr>
+      <w:r>
+        <w:t>5. Recomendaciones</w:t>
+      </w:r>
+    </w:p>
+    <w:p>
+      <w:pPr>
+        <w:spacing w:line="240" w:lineRule="auto"/>
+      </w:pPr>
+      <w:r>
+        <w:t>Verificar que los archivos logo.png y fondo.png estén en la misma carpeta del programa.</w:t>
+      </w:r>
+    </w:p>
+    <w:p>
+      <w:pPr>
+        <w:spacing w:line="240" w:lineRule="auto"/>
+      </w:pPr>
+      <w:r>
+        <w:t>No cerrar el sistema mientras se esté realizando una operación importante.</w:t>
+      </w:r>
+    </w:p>
+    <w:p>
+      <w:pPr>
+        <w:spacing w:line="240" w:lineRule="auto"/>
+      </w:pPr>
+      <w:r>
+        <w:t>Mantener respaldos de la información (cuando el sistema tenga base de datos).</w:t>
+      </w:r>
+    </w:p>
+    <w:p>
+      <w:pPr>
+        <w:spacing w:line="240" w:lineRule="auto"/>
+      </w:pPr>
+      <w:r>
+        <w:t>6. Requisitos del Sistema</w:t>
+      </w:r>
+    </w:p>
+    <w:p>
+      <w:pPr>
+        <w:spacing w:line="240" w:lineRule="auto"/>
+      </w:pPr>
+      <w:r>
+        <w:t>Python instalado</w:t>
+      </w:r>
+    </w:p>
+    <w:p>
+      <w:pPr>
+        <w:spacing w:line="240" w:lineRule="auto"/>
+      </w:pPr>
+      <w:r>
+        <w:t xml:space="preserve">Librería </w:t>
+      </w:r>
+      <w:proofErr w:type="spellStart"/>
+      <w:r>
+        <w:t>Pillow</w:t>
+      </w:r>
+      <w:proofErr w:type="spellEnd"/>
+      <w:r>
+        <w:t xml:space="preserve"> (</w:t>
+      </w:r>
+      <w:proofErr w:type="spellStart"/>
+      <w:r>
+        <w:t>pip</w:t>
+      </w:r>
+      <w:proofErr w:type="spellEnd"/>
+      <w:r>
+        <w:t xml:space="preserve"> </w:t>
+      </w:r>
+      <w:proofErr w:type="spellStart"/>
+      <w:r>
+        <w:t>install</w:t>
+      </w:r>
+      <w:proofErr w:type="spellEnd"/>
+      <w:r>
+        <w:t xml:space="preserve"> </w:t>
+      </w:r>
+      <w:proofErr w:type="spellStart"/>
+      <w:r>
+        <w:t>pillow</w:t>
+      </w:r>
+      <w:proofErr w:type="spellEnd"/>
+      <w:r>
+        <w:t>)</w:t>
+      </w:r>
+    </w:p>
+    <w:p>
+      <w:pPr>
+        <w:spacing w:line="240" w:lineRule="auto"/>
+      </w:pPr>
+      <w:r>
+        <w:t>Sistema operativo Windows, Linux o macOS</w:t>
+      </w:r>
+    </w:p>
+    <w:p>
+      <w:pPr>
+        <w:spacing w:line="240" w:lineRule="auto"/>
+      </w:pPr>
+      <w:r>
+        <w:lastRenderedPageBreak/>
+        <w:t>7. Versión</w:t>
+      </w:r>
+    </w:p>
+    <w:p>
+      <w:pPr>
+        <w:spacing w:line="240" w:lineRule="auto"/>
+      </w:pPr>
+      <w:r>
+        <w:t>Versión 1.0 – Proyecto escolar</w:t>
+      </w:r>
+    </w:p>
     <w:sectPr>
-      <w:headerReference w:type="even" r:id="rId7"/>
-      <w:headerReference w:type="default" r:id="rId8"/>
-      <w:footerReference w:type="even" r:id="rId9"/>
-      <w:footerReference w:type="default" r:id="rId10"/>
-      <w:headerReference w:type="first" r:id="rId11"/>
-      <w:footerReference w:type="first" r:id="rId12"/>
+      <w:headerReference w:type="even" r:id="rId8"/>
+      <w:headerReference w:type="default" r:id="rId9"/>
+      <w:footerReference w:type="even" r:id="rId10"/>
+      <w:footerReference w:type="default" r:id="rId11"/>
+      <w:headerReference w:type="first" r:id="rId12"/>
+      <w:footerReference w:type="first" r:id="rId13"/>
       <w:pgSz w:w="12240" w:h="15840"/>
       <w:pgMar w:top="1417" w:right="1701" w:bottom="1417" w:left="1701" w:header="708" w:footer="708" w:gutter="0"/>
       <w:cols w:space="708"/>
@@ -499,7 +945,7 @@
           </v:handles>
           <o:lock v:ext="edit" text="t" shapetype="t"/>
         </v:shapetype>
-        <v:shape id="PowerPlusWaterMarkObject1696563" o:spid="_x0000_s2053" type="#_x0000_t136" style="position:absolute;margin-left:0;margin-top:0;width:249.2pt;height:373.8pt;rotation:315;z-index:-251655168;mso-position-horizontal:center;mso-position-horizontal-relative:margin;mso-position-vertical:center;mso-position-vertical-relative:margin" o:allowincell="f" fillcolor="silver" stroked="f">
+        <v:shape id="PowerPlusWaterMarkObject1696563" o:spid="_x0000_s1029" type="#_x0000_t136" style="position:absolute;margin-left:0;margin-top:0;width:249.2pt;height:373.8pt;rotation:315;z-index:-251655168;mso-position-horizontal:center;mso-position-horizontal-relative:margin;mso-position-vertical:center;mso-position-vertical-relative:margin" o:allowincell="f" fillcolor="silver" stroked="f">
           <v:fill opacity=".5"/>
           <v:textpath style="font-family:&quot;Calibri&quot;;font-size:1pt" string="rali"/>
           <w10:wrap anchorx="margin" anchory="margin"/>
@@ -608,7 +1054,7 @@
           </v:handles>
           <o:lock v:ext="edit" text="t" shapetype="t"/>
         </v:shapetype>
-        <v:shape id="PowerPlusWaterMarkObject1696564" o:spid="_x0000_s2054" type="#_x0000_t136" style="position:absolute;margin-left:0;margin-top:0;width:249.2pt;height:373.8pt;rotation:315;z-index:-251653120;mso-position-horizontal:center;mso-position-horizontal-relative:margin;mso-position-vertical:center;mso-position-vertical-relative:margin" o:allowincell="f" fillcolor="silver" stroked="f">
+        <v:shape id="PowerPlusWaterMarkObject1696564" o:spid="_x0000_s1030" type="#_x0000_t136" style="position:absolute;margin-left:0;margin-top:0;width:249.2pt;height:373.8pt;rotation:315;z-index:-251653120;mso-position-horizontal:center;mso-position-horizontal-relative:margin;mso-position-vertical:center;mso-position-vertical-relative:margin" o:allowincell="f" fillcolor="silver" stroked="f">
           <v:fill opacity=".5"/>
           <v:textpath style="font-family:&quot;Calibri&quot;;font-size:1pt" string="rali"/>
           <w10:wrap anchorx="margin" anchory="margin"/>
@@ -654,7 +1100,7 @@
           </v:handles>
           <o:lock v:ext="edit" text="t" shapetype="t"/>
         </v:shapetype>
-        <v:shape id="PowerPlusWaterMarkObject1696562" o:spid="_x0000_s2052" type="#_x0000_t136" style="position:absolute;margin-left:0;margin-top:0;width:249.2pt;height:373.8pt;rotation:315;z-index:-251657216;mso-position-horizontal:center;mso-position-horizontal-relative:margin;mso-position-vertical:center;mso-position-vertical-relative:margin" o:allowincell="f" fillcolor="silver" stroked="f">
+        <v:shape id="PowerPlusWaterMarkObject1696562" o:spid="_x0000_s1028" type="#_x0000_t136" style="position:absolute;margin-left:0;margin-top:0;width:249.2pt;height:373.8pt;rotation:315;z-index:-251657216;mso-position-horizontal:center;mso-position-horizontal-relative:margin;mso-position-vertical:center;mso-position-vertical-relative:margin" o:allowincell="f" fillcolor="silver" stroked="f">
           <v:fill opacity=".5"/>
           <v:textpath style="font-family:&quot;Calibri&quot;;font-size:1pt" string="rali"/>
           <w10:wrap anchorx="margin" anchory="margin"/>
@@ -1823,6 +2269,7 @@
     <w:rsid w:val="00086424"/>
     <w:rsid w:val="00184486"/>
     <w:rsid w:val="003C562A"/>
+    <w:rsid w:val="00D503BE"/>
     <w:rsid w:val="00FD2F34"/>
   </w:rsids>
   <m:mathPr>

--- a/Manual de implementación de rafa reyes hzd.docx
+++ b/Manual de implementación de rafa reyes hzd.docx
@@ -945,7 +945,7 @@
           </v:handles>
           <o:lock v:ext="edit" text="t" shapetype="t"/>
         </v:shapetype>
-        <v:shape id="PowerPlusWaterMarkObject1696563" o:spid="_x0000_s1029" type="#_x0000_t136" style="position:absolute;margin-left:0;margin-top:0;width:249.2pt;height:373.8pt;rotation:315;z-index:-251655168;mso-position-horizontal:center;mso-position-horizontal-relative:margin;mso-position-vertical:center;mso-position-vertical-relative:margin" o:allowincell="f" fillcolor="silver" stroked="f">
+        <v:shape id="PowerPlusWaterMarkObject1696563" o:spid="_x0000_s2053" type="#_x0000_t136" style="position:absolute;margin-left:0;margin-top:0;width:249.2pt;height:373.8pt;rotation:315;z-index:-251655168;mso-position-horizontal:center;mso-position-horizontal-relative:margin;mso-position-vertical:center;mso-position-vertical-relative:margin" o:allowincell="f" fillcolor="silver" stroked="f">
           <v:fill opacity=".5"/>
           <v:textpath style="font-family:&quot;Calibri&quot;;font-size:1pt" string="rali"/>
           <w10:wrap anchorx="margin" anchory="margin"/>
@@ -1054,7 +1054,7 @@
           </v:handles>
           <o:lock v:ext="edit" text="t" shapetype="t"/>
         </v:shapetype>
-        <v:shape id="PowerPlusWaterMarkObject1696564" o:spid="_x0000_s1030" type="#_x0000_t136" style="position:absolute;margin-left:0;margin-top:0;width:249.2pt;height:373.8pt;rotation:315;z-index:-251653120;mso-position-horizontal:center;mso-position-horizontal-relative:margin;mso-position-vertical:center;mso-position-vertical-relative:margin" o:allowincell="f" fillcolor="silver" stroked="f">
+        <v:shape id="PowerPlusWaterMarkObject1696564" o:spid="_x0000_s2054" type="#_x0000_t136" style="position:absolute;margin-left:0;margin-top:0;width:249.2pt;height:373.8pt;rotation:315;z-index:-251653120;mso-position-horizontal:center;mso-position-horizontal-relative:margin;mso-position-vertical:center;mso-position-vertical-relative:margin" o:allowincell="f" fillcolor="silver" stroked="f">
           <v:fill opacity=".5"/>
           <v:textpath style="font-family:&quot;Calibri&quot;;font-size:1pt" string="rali"/>
           <w10:wrap anchorx="margin" anchory="margin"/>
@@ -1100,7 +1100,7 @@
           </v:handles>
           <o:lock v:ext="edit" text="t" shapetype="t"/>
         </v:shapetype>
-        <v:shape id="PowerPlusWaterMarkObject1696562" o:spid="_x0000_s1028" type="#_x0000_t136" style="position:absolute;margin-left:0;margin-top:0;width:249.2pt;height:373.8pt;rotation:315;z-index:-251657216;mso-position-horizontal:center;mso-position-horizontal-relative:margin;mso-position-vertical:center;mso-position-vertical-relative:margin" o:allowincell="f" fillcolor="silver" stroked="f">
+        <v:shape id="PowerPlusWaterMarkObject1696562" o:spid="_x0000_s2052" type="#_x0000_t136" style="position:absolute;margin-left:0;margin-top:0;width:249.2pt;height:373.8pt;rotation:315;z-index:-251657216;mso-position-horizontal:center;mso-position-horizontal-relative:margin;mso-position-vertical:center;mso-position-vertical-relative:margin" o:allowincell="f" fillcolor="silver" stroked="f">
           <v:fill opacity=".5"/>
           <v:textpath style="font-family:&quot;Calibri&quot;;font-size:1pt" string="rali"/>
           <w10:wrap anchorx="margin" anchory="margin"/>
@@ -2269,7 +2269,6 @@
     <w:rsid w:val="00086424"/>
     <w:rsid w:val="00184486"/>
     <w:rsid w:val="003C562A"/>
-    <w:rsid w:val="00D503BE"/>
     <w:rsid w:val="00FD2F34"/>
   </w:rsids>
   <m:mathPr>
